--- a/rapports/2026-06-06/EQ29/EQ29_sup_v2/DR_062203010017/52-25-99-17.docx
+++ b/rapports/2026-06-06/EQ29/EQ29_sup_v2/DR_062203010017/52-25-99-17.docx
@@ -297,7 +297,7 @@
           <w:color w:val="1F6FEB"/>
           <w:sz w:val="22"/>
         </w:rPr>
-        <w:t>⚠ INCOHÉRENCES À CORRIGER (166)</w:t>
+        <w:t>⚠ INCOHÉRENCES À CORRIGER (160)</w:t>
       </w:r>
     </w:p>
     <w:tbl>
@@ -634,7 +634,7 @@
                 <w:color w:val="16A34A"/>
                 <w:sz w:val="16"/>
               </w:rPr>
-              <w:t>—</w:t>
+              <w:t>s01q00b, s02q17_2, s02q15_2</w:t>
             </w:r>
           </w:p>
         </w:tc>
@@ -665,7 +665,7 @@
                 <w:i w:val="0"/>
                 <w:sz w:val="17"/>
               </w:rPr>
-              <w:t>Incohérence!!! seulement les écoles privées paient les frais de scolarité (y compris les frais d'inscription).</w:t>
+              <w:t>Incohérence!! Maty Diagne fréquente 2ème année de Primaire mais ne paie ni la scolarité ni la cotisation, prière de corriger ou fournir une explication à cela.</w:t>
             </w:r>
           </w:p>
         </w:tc>
@@ -698,6 +698,816 @@
                 <w:i w:val="0"/>
                 <w:sz w:val="16"/>
               </w:rPr>
+              <w:t>S11</w:t>
+              <w:br/>
+            </w:r>
+            <w:r>
+              <w:rPr>
+                <w:b w:val="0"/>
+                <w:i w:val="0"/>
+                <w:color w:val="64748B"/>
+                <w:sz w:val="14"/>
+              </w:rPr>
+              <w:t>Logement / cadre de vie</w:t>
+            </w:r>
+          </w:p>
+        </w:tc>
+        <w:tc>
+          <w:tcPr>
+            <w:tcW w:type="dxa" w:w="1531"/>
+          </w:tcPr>
+          <w:p>
+            <w:r>
+              <w:rPr>
+                <w:b/>
+                <w:i w:val="0"/>
+                <w:color w:val="16A34A"/>
+                <w:sz w:val="16"/>
+              </w:rPr>
+              <w:t>s01q10, s02q30, s02q34, s03q50, s04q23, s04q24, s04q37, s04q44</w:t>
+            </w:r>
+          </w:p>
+        </w:tc>
+        <w:tc>
+          <w:tcPr>
+            <w:tcW w:type="dxa" w:w="1191"/>
+          </w:tcPr>
+          <w:p>
+            <w:r>
+              <w:rPr>
+                <w:b w:val="0"/>
+                <w:i w:val="0"/>
+                <w:color w:val="64748B"/>
+                <w:sz w:val="16"/>
+              </w:rPr>
+              <w:t>GT-CQ</w:t>
+            </w:r>
+          </w:p>
+        </w:tc>
+        <w:tc>
+          <w:tcPr>
+            <w:tcW w:type="dxa" w:w="4706"/>
+          </w:tcPr>
+          <w:p>
+            <w:r>
+              <w:rPr>
+                <w:b w:val="0"/>
+                <w:i w:val="0"/>
+                <w:sz w:val="17"/>
+              </w:rPr>
+              <w:t>Le montant de la dernière facture d'eau est de 500 FCFA Mensuel qui semble incohérent, Prière de vérifier les questions 11.23a et 11.23b auprès du ménage ou confirmer.</w:t>
+            </w:r>
+          </w:p>
+        </w:tc>
+      </w:tr>
+      <w:tr>
+        <w:tc>
+          <w:tcPr>
+            <w:tcW w:type="dxa" w:w="964"/>
+          </w:tcPr>
+          <w:p>
+            <w:r>
+              <w:rPr>
+                <w:b/>
+                <w:i w:val="0"/>
+                <w:color w:val="DC2626"/>
+                <w:sz w:val="16"/>
+              </w:rPr>
+              <w:t>Haute</w:t>
+            </w:r>
+          </w:p>
+        </w:tc>
+        <w:tc>
+          <w:tcPr>
+            <w:tcW w:type="dxa" w:w="1247"/>
+          </w:tcPr>
+          <w:p>
+            <w:r>
+              <w:rPr>
+                <w:b/>
+                <w:i w:val="0"/>
+                <w:sz w:val="16"/>
+              </w:rPr>
+              <w:t>S16</w:t>
+              <w:br/>
+            </w:r>
+            <w:r>
+              <w:rPr>
+                <w:b w:val="0"/>
+                <w:i w:val="0"/>
+                <w:color w:val="64748B"/>
+                <w:sz w:val="14"/>
+              </w:rPr>
+              <w:t>Agriculture</w:t>
+            </w:r>
+          </w:p>
+        </w:tc>
+        <w:tc>
+          <w:tcPr>
+            <w:tcW w:type="dxa" w:w="1531"/>
+          </w:tcPr>
+          <w:p>
+            <w:r>
+              <w:rPr>
+                <w:b/>
+                <w:i w:val="0"/>
+                <w:color w:val="16A34A"/>
+                <w:sz w:val="16"/>
+              </w:rPr>
+              <w:t>s16dq05a, s16dq05c</w:t>
+            </w:r>
+          </w:p>
+        </w:tc>
+        <w:tc>
+          <w:tcPr>
+            <w:tcW w:type="dxa" w:w="1191"/>
+          </w:tcPr>
+          <w:p>
+            <w:r>
+              <w:rPr>
+                <w:b w:val="0"/>
+                <w:i w:val="0"/>
+                <w:color w:val="64748B"/>
+                <w:sz w:val="16"/>
+              </w:rPr>
+              <w:t>GT-CQ</w:t>
+            </w:r>
+          </w:p>
+        </w:tc>
+        <w:tc>
+          <w:tcPr>
+            <w:tcW w:type="dxa" w:w="4706"/>
+          </w:tcPr>
+          <w:p>
+            <w:r>
+              <w:rPr>
+                <w:b w:val="0"/>
+                <w:i w:val="0"/>
+                <w:sz w:val="17"/>
+              </w:rPr>
+              <w:t>La quantité de s16dq05a estimée en Kg est incohérente avec la prise dans la question s16dq05c, prière de bien estimer et mettre la valeur exacte.</w:t>
+            </w:r>
+          </w:p>
+        </w:tc>
+      </w:tr>
+      <w:tr>
+        <w:tc>
+          <w:tcPr>
+            <w:tcW w:type="dxa" w:w="964"/>
+          </w:tcPr>
+          <w:p>
+            <w:r>
+              <w:rPr>
+                <w:b/>
+                <w:i w:val="0"/>
+                <w:color w:val="DC2626"/>
+                <w:sz w:val="16"/>
+              </w:rPr>
+              <w:t>Haute</w:t>
+            </w:r>
+          </w:p>
+        </w:tc>
+        <w:tc>
+          <w:tcPr>
+            <w:tcW w:type="dxa" w:w="1247"/>
+          </w:tcPr>
+          <w:p>
+            <w:r>
+              <w:rPr>
+                <w:b/>
+                <w:i w:val="0"/>
+                <w:sz w:val="16"/>
+              </w:rPr>
+              <w:t>S16</w:t>
+              <w:br/>
+            </w:r>
+            <w:r>
+              <w:rPr>
+                <w:b w:val="0"/>
+                <w:i w:val="0"/>
+                <w:color w:val="64748B"/>
+                <w:sz w:val="14"/>
+              </w:rPr>
+              <w:t>Agriculture</w:t>
+            </w:r>
+          </w:p>
+        </w:tc>
+        <w:tc>
+          <w:tcPr>
+            <w:tcW w:type="dxa" w:w="1531"/>
+          </w:tcPr>
+          <w:p>
+            <w:r>
+              <w:rPr>
+                <w:b/>
+                <w:i w:val="0"/>
+                <w:color w:val="16A34A"/>
+                <w:sz w:val="16"/>
+              </w:rPr>
+              <w:t>s02q02__1, s02q15, s02q17, s03q16, s04q27, s04q43, s04q63, s05q11</w:t>
+            </w:r>
+          </w:p>
+        </w:tc>
+        <w:tc>
+          <w:tcPr>
+            <w:tcW w:type="dxa" w:w="1191"/>
+          </w:tcPr>
+          <w:p>
+            <w:r>
+              <w:rPr>
+                <w:b w:val="0"/>
+                <w:i w:val="0"/>
+                <w:color w:val="64748B"/>
+                <w:sz w:val="16"/>
+              </w:rPr>
+              <w:t>GT-CQ</w:t>
+            </w:r>
+          </w:p>
+        </w:tc>
+        <w:tc>
+          <w:tcPr>
+            <w:tcW w:type="dxa" w:w="4706"/>
+          </w:tcPr>
+          <w:p>
+            <w:r>
+              <w:rPr>
+                <w:b w:val="0"/>
+                <w:i w:val="0"/>
+                <w:sz w:val="17"/>
+              </w:rPr>
+              <w:t>Le ménage envisage de vendre 1 Sac (100 Kg) de Maïs à 250 FCFA qui semble incoherent, prière de corriger cette incoherenceLe prix de vente d'un kg de Maïs est de 31250 FCFA qui semble élevé, prière de verifier le montant tiré de la vente (62500 FCFA) de Maïs auprès de l'enquêté ou confirmer.</w:t>
+            </w:r>
+          </w:p>
+        </w:tc>
+      </w:tr>
+      <w:tr>
+        <w:tc>
+          <w:tcPr>
+            <w:tcW w:type="dxa" w:w="964"/>
+          </w:tcPr>
+          <w:p>
+            <w:r>
+              <w:rPr>
+                <w:b/>
+                <w:i w:val="0"/>
+                <w:color w:val="EA580C"/>
+                <w:sz w:val="16"/>
+              </w:rPr>
+              <w:t>Moyenne</w:t>
+            </w:r>
+          </w:p>
+        </w:tc>
+        <w:tc>
+          <w:tcPr>
+            <w:tcW w:type="dxa" w:w="1247"/>
+          </w:tcPr>
+          <w:p>
+            <w:r>
+              <w:rPr>
+                <w:b/>
+                <w:i w:val="0"/>
+                <w:sz w:val="16"/>
+              </w:rPr>
+              <w:t>S00</w:t>
+              <w:br/>
+            </w:r>
+            <w:r>
+              <w:rPr>
+                <w:b w:val="0"/>
+                <w:i w:val="0"/>
+                <w:color w:val="64748B"/>
+                <w:sz w:val="14"/>
+              </w:rPr>
+              <w:t>Identification</w:t>
+            </w:r>
+          </w:p>
+        </w:tc>
+        <w:tc>
+          <w:tcPr>
+            <w:tcW w:type="dxa" w:w="1531"/>
+          </w:tcPr>
+          <w:p>
+            <w:r>
+              <w:rPr>
+                <w:b/>
+                <w:i w:val="0"/>
+                <w:color w:val="16A34A"/>
+                <w:sz w:val="16"/>
+              </w:rPr>
+              <w:t>s00q27</w:t>
+            </w:r>
+          </w:p>
+        </w:tc>
+        <w:tc>
+          <w:tcPr>
+            <w:tcW w:type="dxa" w:w="1191"/>
+          </w:tcPr>
+          <w:p>
+            <w:r>
+              <w:rPr>
+                <w:b w:val="0"/>
+                <w:i w:val="0"/>
+                <w:color w:val="64748B"/>
+                <w:sz w:val="16"/>
+              </w:rPr>
+              <w:t>GT-CQ</w:t>
+            </w:r>
+          </w:p>
+        </w:tc>
+        <w:tc>
+          <w:tcPr>
+            <w:tcW w:type="dxa" w:w="4706"/>
+          </w:tcPr>
+          <w:p>
+            <w:r>
+              <w:rPr>
+                <w:b w:val="0"/>
+                <w:i w:val="0"/>
+                <w:sz w:val="17"/>
+              </w:rPr>
+              <w:t>Vous avez declaré que le questionnaire est complètement fini mais le questionnaire est en statut partiel, prière de mettre le questionnaire en statut complet s'il est fini.</w:t>
+            </w:r>
+          </w:p>
+        </w:tc>
+      </w:tr>
+      <w:tr>
+        <w:tc>
+          <w:tcPr>
+            <w:tcW w:type="dxa" w:w="964"/>
+          </w:tcPr>
+          <w:p>
+            <w:r>
+              <w:rPr>
+                <w:b/>
+                <w:i w:val="0"/>
+                <w:color w:val="EA580C"/>
+                <w:sz w:val="16"/>
+              </w:rPr>
+              <w:t>Moyenne</w:t>
+            </w:r>
+          </w:p>
+        </w:tc>
+        <w:tc>
+          <w:tcPr>
+            <w:tcW w:type="dxa" w:w="1247"/>
+          </w:tcPr>
+          <w:p>
+            <w:r>
+              <w:rPr>
+                <w:b/>
+                <w:i w:val="0"/>
+                <w:sz w:val="16"/>
+              </w:rPr>
+              <w:t>S00</w:t>
+              <w:br/>
+            </w:r>
+            <w:r>
+              <w:rPr>
+                <w:b w:val="0"/>
+                <w:i w:val="0"/>
+                <w:color w:val="64748B"/>
+                <w:sz w:val="14"/>
+              </w:rPr>
+              <w:t>Identification</w:t>
+            </w:r>
+          </w:p>
+        </w:tc>
+        <w:tc>
+          <w:tcPr>
+            <w:tcW w:type="dxa" w:w="1531"/>
+          </w:tcPr>
+          <w:p>
+            <w:r>
+              <w:rPr>
+                <w:b/>
+                <w:i w:val="0"/>
+                <w:color w:val="16A34A"/>
+                <w:sz w:val="16"/>
+              </w:rPr>
+              <w:t>—</w:t>
+            </w:r>
+          </w:p>
+        </w:tc>
+        <w:tc>
+          <w:tcPr>
+            <w:tcW w:type="dxa" w:w="1191"/>
+          </w:tcPr>
+          <w:p>
+            <w:r>
+              <w:rPr>
+                <w:b w:val="0"/>
+                <w:i w:val="0"/>
+                <w:color w:val="64748B"/>
+                <w:sz w:val="16"/>
+              </w:rPr>
+              <w:t>GT-CQ</w:t>
+            </w:r>
+          </w:p>
+        </w:tc>
+        <w:tc>
+          <w:tcPr>
+            <w:tcW w:type="dxa" w:w="4706"/>
+          </w:tcPr>
+          <w:p>
+            <w:r>
+              <w:rPr>
+                <w:b w:val="0"/>
+                <w:i w:val="0"/>
+                <w:sz w:val="17"/>
+              </w:rPr>
+              <w:t>Il est obligatoire de prendre les coordonnées Gps avant d'administrer le questionnaire.</w:t>
+            </w:r>
+          </w:p>
+        </w:tc>
+      </w:tr>
+      <w:tr>
+        <w:tc>
+          <w:tcPr>
+            <w:tcW w:type="dxa" w:w="964"/>
+          </w:tcPr>
+          <w:p>
+            <w:r>
+              <w:rPr>
+                <w:b/>
+                <w:i w:val="0"/>
+                <w:color w:val="EA580C"/>
+                <w:sz w:val="16"/>
+              </w:rPr>
+              <w:t>Moyenne</w:t>
+            </w:r>
+          </w:p>
+        </w:tc>
+        <w:tc>
+          <w:tcPr>
+            <w:tcW w:type="dxa" w:w="1247"/>
+          </w:tcPr>
+          <w:p>
+            <w:r>
+              <w:rPr>
+                <w:b/>
+                <w:i w:val="0"/>
+                <w:sz w:val="16"/>
+              </w:rPr>
+              <w:t>S00</w:t>
+              <w:br/>
+            </w:r>
+            <w:r>
+              <w:rPr>
+                <w:b w:val="0"/>
+                <w:i w:val="0"/>
+                <w:color w:val="64748B"/>
+                <w:sz w:val="14"/>
+              </w:rPr>
+              <w:t>Identification</w:t>
+            </w:r>
+          </w:p>
+        </w:tc>
+        <w:tc>
+          <w:tcPr>
+            <w:tcW w:type="dxa" w:w="1531"/>
+          </w:tcPr>
+          <w:p>
+            <w:r>
+              <w:rPr>
+                <w:b/>
+                <w:i w:val="0"/>
+                <w:color w:val="16A34A"/>
+                <w:sz w:val="16"/>
+              </w:rPr>
+              <w:t>—</w:t>
+            </w:r>
+          </w:p>
+        </w:tc>
+        <w:tc>
+          <w:tcPr>
+            <w:tcW w:type="dxa" w:w="1191"/>
+          </w:tcPr>
+          <w:p>
+            <w:r>
+              <w:rPr>
+                <w:b w:val="0"/>
+                <w:i w:val="0"/>
+                <w:color w:val="64748B"/>
+                <w:sz w:val="16"/>
+              </w:rPr>
+              <w:t>GT-CQ</w:t>
+            </w:r>
+          </w:p>
+        </w:tc>
+        <w:tc>
+          <w:tcPr>
+            <w:tcW w:type="dxa" w:w="4706"/>
+          </w:tcPr>
+          <w:p>
+            <w:r>
+              <w:rPr>
+                <w:b w:val="0"/>
+                <w:i w:val="0"/>
+                <w:sz w:val="17"/>
+              </w:rPr>
+              <w:t>Prière de prendre les coordonnées GPS.</w:t>
+            </w:r>
+          </w:p>
+        </w:tc>
+      </w:tr>
+      <w:tr>
+        <w:tc>
+          <w:tcPr>
+            <w:tcW w:type="dxa" w:w="964"/>
+          </w:tcPr>
+          <w:p>
+            <w:r>
+              <w:rPr>
+                <w:b/>
+                <w:i w:val="0"/>
+                <w:color w:val="EA580C"/>
+                <w:sz w:val="16"/>
+              </w:rPr>
+              <w:t>Moyenne</w:t>
+            </w:r>
+          </w:p>
+        </w:tc>
+        <w:tc>
+          <w:tcPr>
+            <w:tcW w:type="dxa" w:w="1247"/>
+          </w:tcPr>
+          <w:p>
+            <w:r>
+              <w:rPr>
+                <w:b/>
+                <w:i w:val="0"/>
+                <w:sz w:val="16"/>
+              </w:rPr>
+              <w:t>S00</w:t>
+              <w:br/>
+            </w:r>
+            <w:r>
+              <w:rPr>
+                <w:b w:val="0"/>
+                <w:i w:val="0"/>
+                <w:color w:val="64748B"/>
+                <w:sz w:val="14"/>
+              </w:rPr>
+              <w:t>Identification</w:t>
+            </w:r>
+          </w:p>
+        </w:tc>
+        <w:tc>
+          <w:tcPr>
+            <w:tcW w:type="dxa" w:w="1531"/>
+          </w:tcPr>
+          <w:p>
+            <w:r>
+              <w:rPr>
+                <w:b/>
+                <w:i w:val="0"/>
+                <w:color w:val="16A34A"/>
+                <w:sz w:val="16"/>
+              </w:rPr>
+              <w:t>—</w:t>
+            </w:r>
+          </w:p>
+        </w:tc>
+        <w:tc>
+          <w:tcPr>
+            <w:tcW w:type="dxa" w:w="1191"/>
+          </w:tcPr>
+          <w:p>
+            <w:r>
+              <w:rPr>
+                <w:b w:val="0"/>
+                <w:i w:val="0"/>
+                <w:color w:val="64748B"/>
+                <w:sz w:val="16"/>
+              </w:rPr>
+              <w:t>GT-CQ</w:t>
+            </w:r>
+          </w:p>
+        </w:tc>
+        <w:tc>
+          <w:tcPr>
+            <w:tcW w:type="dxa" w:w="4706"/>
+          </w:tcPr>
+          <w:p>
+            <w:r>
+              <w:rPr>
+                <w:b w:val="0"/>
+                <w:i w:val="0"/>
+                <w:sz w:val="17"/>
+              </w:rPr>
+              <w:t>L'adresse ou la localisation du ménage doit être bien renseignée, ne doit pas contenir des numéros de téléphone et elle semble courte pour être une adresse.</w:t>
+            </w:r>
+          </w:p>
+        </w:tc>
+      </w:tr>
+      <w:tr>
+        <w:tc>
+          <w:tcPr>
+            <w:tcW w:type="dxa" w:w="964"/>
+          </w:tcPr>
+          <w:p>
+            <w:r>
+              <w:rPr>
+                <w:b/>
+                <w:i w:val="0"/>
+                <w:color w:val="EA580C"/>
+                <w:sz w:val="16"/>
+              </w:rPr>
+              <w:t>Moyenne</w:t>
+            </w:r>
+          </w:p>
+        </w:tc>
+        <w:tc>
+          <w:tcPr>
+            <w:tcW w:type="dxa" w:w="1247"/>
+          </w:tcPr>
+          <w:p>
+            <w:r>
+              <w:rPr>
+                <w:b/>
+                <w:i w:val="0"/>
+                <w:sz w:val="16"/>
+              </w:rPr>
+              <w:t>S00</w:t>
+              <w:br/>
+            </w:r>
+            <w:r>
+              <w:rPr>
+                <w:b w:val="0"/>
+                <w:i w:val="0"/>
+                <w:color w:val="64748B"/>
+                <w:sz w:val="14"/>
+              </w:rPr>
+              <w:t>Identification</w:t>
+            </w:r>
+          </w:p>
+        </w:tc>
+        <w:tc>
+          <w:tcPr>
+            <w:tcW w:type="dxa" w:w="1531"/>
+          </w:tcPr>
+          <w:p>
+            <w:r>
+              <w:rPr>
+                <w:b/>
+                <w:i w:val="0"/>
+                <w:color w:val="16A34A"/>
+                <w:sz w:val="16"/>
+              </w:rPr>
+              <w:t>—</w:t>
+            </w:r>
+          </w:p>
+        </w:tc>
+        <w:tc>
+          <w:tcPr>
+            <w:tcW w:type="dxa" w:w="1191"/>
+          </w:tcPr>
+          <w:p>
+            <w:r>
+              <w:rPr>
+                <w:b w:val="0"/>
+                <w:i w:val="0"/>
+                <w:color w:val="64748B"/>
+                <w:sz w:val="16"/>
+              </w:rPr>
+              <w:t>GT-CQ</w:t>
+            </w:r>
+          </w:p>
+        </w:tc>
+        <w:tc>
+          <w:tcPr>
+            <w:tcW w:type="dxa" w:w="4706"/>
+          </w:tcPr>
+          <w:p>
+            <w:r>
+              <w:rPr>
+                <w:b w:val="0"/>
+                <w:i w:val="0"/>
+                <w:sz w:val="17"/>
+              </w:rPr>
+              <w:t>Prière de renseigner la bonne adresse.Attention! Il manque des informations non renseignées dans la section 0, prière de regarder toutes les autres informations dans l'identification du ménage (IDENTIFICATION ET RENSEIGNEMENTS DE CONTROLE) ou dans OBSERVATIONS pour pouvoir renseigné toutes les questions liées au ménage.</w:t>
+            </w:r>
+          </w:p>
+        </w:tc>
+      </w:tr>
+      <w:tr>
+        <w:tc>
+          <w:tcPr>
+            <w:tcW w:type="dxa" w:w="964"/>
+          </w:tcPr>
+          <w:p>
+            <w:r>
+              <w:rPr>
+                <w:b/>
+                <w:i w:val="0"/>
+                <w:color w:val="EA580C"/>
+                <w:sz w:val="16"/>
+              </w:rPr>
+              <w:t>Moyenne</w:t>
+            </w:r>
+          </w:p>
+        </w:tc>
+        <w:tc>
+          <w:tcPr>
+            <w:tcW w:type="dxa" w:w="1247"/>
+          </w:tcPr>
+          <w:p>
+            <w:r>
+              <w:rPr>
+                <w:b/>
+                <w:i w:val="0"/>
+                <w:sz w:val="16"/>
+              </w:rPr>
+              <w:t>S00</w:t>
+              <w:br/>
+            </w:r>
+            <w:r>
+              <w:rPr>
+                <w:b w:val="0"/>
+                <w:i w:val="0"/>
+                <w:color w:val="64748B"/>
+                <w:sz w:val="14"/>
+              </w:rPr>
+              <w:t>Identification</w:t>
+            </w:r>
+          </w:p>
+        </w:tc>
+        <w:tc>
+          <w:tcPr>
+            <w:tcW w:type="dxa" w:w="1531"/>
+          </w:tcPr>
+          <w:p>
+            <w:r>
+              <w:rPr>
+                <w:b/>
+                <w:i w:val="0"/>
+                <w:color w:val="16A34A"/>
+                <w:sz w:val="16"/>
+              </w:rPr>
+              <w:t>s00q12a, s00q12b</w:t>
+            </w:r>
+          </w:p>
+        </w:tc>
+        <w:tc>
+          <w:tcPr>
+            <w:tcW w:type="dxa" w:w="1191"/>
+          </w:tcPr>
+          <w:p>
+            <w:r>
+              <w:rPr>
+                <w:b w:val="0"/>
+                <w:i w:val="0"/>
+                <w:color w:val="64748B"/>
+                <w:sz w:val="16"/>
+              </w:rPr>
+              <w:t>GT-CQ</w:t>
+            </w:r>
+          </w:p>
+        </w:tc>
+        <w:tc>
+          <w:tcPr>
+            <w:tcW w:type="dxa" w:w="4706"/>
+          </w:tcPr>
+          <w:p>
+            <w:r>
+              <w:rPr>
+                <w:b w:val="0"/>
+                <w:i w:val="0"/>
+                <w:sz w:val="17"/>
+              </w:rPr>
+              <w:t>Attention! Veillez bien renseigner le deuxième numero du chef de ménage(0.12b).</w:t>
+            </w:r>
+          </w:p>
+        </w:tc>
+      </w:tr>
+      <w:tr>
+        <w:tc>
+          <w:tcPr>
+            <w:tcW w:type="dxa" w:w="964"/>
+          </w:tcPr>
+          <w:p>
+            <w:r>
+              <w:rPr>
+                <w:b/>
+                <w:i w:val="0"/>
+                <w:color w:val="EA580C"/>
+                <w:sz w:val="16"/>
+              </w:rPr>
+              <w:t>Moyenne</w:t>
+            </w:r>
+          </w:p>
+        </w:tc>
+        <w:tc>
+          <w:tcPr>
+            <w:tcW w:type="dxa" w:w="1247"/>
+          </w:tcPr>
+          <w:p>
+            <w:r>
+              <w:rPr>
+                <w:b/>
+                <w:i w:val="0"/>
+                <w:sz w:val="16"/>
+              </w:rPr>
               <w:t>S02</w:t>
               <w:br/>
             </w:r>
@@ -755,7 +1565,7 @@
                 <w:i w:val="0"/>
                 <w:sz w:val="17"/>
               </w:rPr>
-              <w:t>Incohérence!!! seulement les écoles gouvermentales paient les cotisations (Gouvernement, communauté, ONG ou organisation humanitaire).</w:t>
+              <w:t>Attention!!! le montant payé pour les frais de scolarité ( 9000 FCFA) de code Diagne  qui fréquente 6ème année de Primaire semble faible.</w:t>
             </w:r>
           </w:p>
         </w:tc>
@@ -770,10 +1580,10 @@
               <w:rPr>
                 <w:b/>
                 <w:i w:val="0"/>
-                <w:color w:val="DC2626"/>
-                <w:sz w:val="16"/>
-              </w:rPr>
-              <w:t>Haute</w:t>
+                <w:color w:val="EA580C"/>
+                <w:sz w:val="16"/>
+              </w:rPr>
+              <w:t>Moyenne</w:t>
             </w:r>
           </w:p>
         </w:tc>
@@ -814,7 +1624,7 @@
                 <w:color w:val="16A34A"/>
                 <w:sz w:val="16"/>
               </w:rPr>
-              <w:t>s01q00b, s02q17_2, s02q15_2</w:t>
+              <w:t>—</w:t>
             </w:r>
           </w:p>
         </w:tc>
@@ -845,1357 +1655,7 @@
                 <w:i w:val="0"/>
                 <w:sz w:val="17"/>
               </w:rPr>
-              <w:t>Incohérence!! Maty Diagne fréquente 2ème année de Primaire mais ne paie ni la scolarité ni la cotisation, prière de corriger ou fournir une explication à cela.</w:t>
-            </w:r>
-          </w:p>
-        </w:tc>
-      </w:tr>
-      <w:tr>
-        <w:tc>
-          <w:tcPr>
-            <w:tcW w:type="dxa" w:w="964"/>
-          </w:tcPr>
-          <w:p>
-            <w:r>
-              <w:rPr>
-                <w:b/>
-                <w:i w:val="0"/>
-                <w:color w:val="DC2626"/>
-                <w:sz w:val="16"/>
-              </w:rPr>
-              <w:t>Haute</w:t>
-            </w:r>
-          </w:p>
-        </w:tc>
-        <w:tc>
-          <w:tcPr>
-            <w:tcW w:type="dxa" w:w="1247"/>
-          </w:tcPr>
-          <w:p>
-            <w:r>
-              <w:rPr>
-                <w:b/>
-                <w:i w:val="0"/>
-                <w:sz w:val="16"/>
-              </w:rPr>
-              <w:t>S11</w:t>
-              <w:br/>
-            </w:r>
-            <w:r>
-              <w:rPr>
-                <w:b w:val="0"/>
-                <w:i w:val="0"/>
-                <w:color w:val="64748B"/>
-                <w:sz w:val="14"/>
-              </w:rPr>
-              <w:t>Logement / cadre de vie</w:t>
-            </w:r>
-          </w:p>
-        </w:tc>
-        <w:tc>
-          <w:tcPr>
-            <w:tcW w:type="dxa" w:w="1531"/>
-          </w:tcPr>
-          <w:p>
-            <w:r>
-              <w:rPr>
-                <w:b/>
-                <w:i w:val="0"/>
-                <w:color w:val="16A34A"/>
-                <w:sz w:val="16"/>
-              </w:rPr>
-              <w:t>s01q10, s02q30, s02q34, s03q50, s04q23, s04q24, s04q37, s04q44</w:t>
-            </w:r>
-          </w:p>
-        </w:tc>
-        <w:tc>
-          <w:tcPr>
-            <w:tcW w:type="dxa" w:w="1191"/>
-          </w:tcPr>
-          <w:p>
-            <w:r>
-              <w:rPr>
-                <w:b w:val="0"/>
-                <w:i w:val="0"/>
-                <w:color w:val="64748B"/>
-                <w:sz w:val="16"/>
-              </w:rPr>
-              <w:t>GT-CQ</w:t>
-            </w:r>
-          </w:p>
-        </w:tc>
-        <w:tc>
-          <w:tcPr>
-            <w:tcW w:type="dxa" w:w="4706"/>
-          </w:tcPr>
-          <w:p>
-            <w:r>
-              <w:rPr>
-                <w:b w:val="0"/>
-                <w:i w:val="0"/>
-                <w:sz w:val="17"/>
-              </w:rPr>
-              <w:t>Le montant de la dernière facture d'eau est de 500 FCFA Mensuel qui semble incohérent, Prière de vérifier les questions 11.23a et 11.23b auprès du ménage ou confirmer.</w:t>
-            </w:r>
-          </w:p>
-        </w:tc>
-      </w:tr>
-      <w:tr>
-        <w:tc>
-          <w:tcPr>
-            <w:tcW w:type="dxa" w:w="964"/>
-          </w:tcPr>
-          <w:p>
-            <w:r>
-              <w:rPr>
-                <w:b/>
-                <w:i w:val="0"/>
-                <w:color w:val="DC2626"/>
-                <w:sz w:val="16"/>
-              </w:rPr>
-              <w:t>Haute</w:t>
-            </w:r>
-          </w:p>
-        </w:tc>
-        <w:tc>
-          <w:tcPr>
-            <w:tcW w:type="dxa" w:w="1247"/>
-          </w:tcPr>
-          <w:p>
-            <w:r>
-              <w:rPr>
-                <w:b/>
-                <w:i w:val="0"/>
-                <w:sz w:val="16"/>
-              </w:rPr>
-              <w:t>S16</w:t>
-              <w:br/>
-            </w:r>
-            <w:r>
-              <w:rPr>
-                <w:b w:val="0"/>
-                <w:i w:val="0"/>
-                <w:color w:val="64748B"/>
-                <w:sz w:val="14"/>
-              </w:rPr>
-              <w:t>Agriculture</w:t>
-            </w:r>
-          </w:p>
-        </w:tc>
-        <w:tc>
-          <w:tcPr>
-            <w:tcW w:type="dxa" w:w="1531"/>
-          </w:tcPr>
-          <w:p>
-            <w:r>
-              <w:rPr>
-                <w:b/>
-                <w:i w:val="0"/>
-                <w:color w:val="16A34A"/>
-                <w:sz w:val="16"/>
-              </w:rPr>
-              <w:t>s16dq05a, s16dq05c</w:t>
-            </w:r>
-          </w:p>
-        </w:tc>
-        <w:tc>
-          <w:tcPr>
-            <w:tcW w:type="dxa" w:w="1191"/>
-          </w:tcPr>
-          <w:p>
-            <w:r>
-              <w:rPr>
-                <w:b w:val="0"/>
-                <w:i w:val="0"/>
-                <w:color w:val="64748B"/>
-                <w:sz w:val="16"/>
-              </w:rPr>
-              <w:t>GT-CQ</w:t>
-            </w:r>
-          </w:p>
-        </w:tc>
-        <w:tc>
-          <w:tcPr>
-            <w:tcW w:type="dxa" w:w="4706"/>
-          </w:tcPr>
-          <w:p>
-            <w:r>
-              <w:rPr>
-                <w:b w:val="0"/>
-                <w:i w:val="0"/>
-                <w:sz w:val="17"/>
-              </w:rPr>
-              <w:t>La quantité de s16dq05a estimée en Kg est incohérente avec la prise dans la question s16dq05c, prière de bien estimer et mettre la valeur exacte.</w:t>
-            </w:r>
-          </w:p>
-        </w:tc>
-      </w:tr>
-      <w:tr>
-        <w:tc>
-          <w:tcPr>
-            <w:tcW w:type="dxa" w:w="964"/>
-          </w:tcPr>
-          <w:p>
-            <w:r>
-              <w:rPr>
-                <w:b/>
-                <w:i w:val="0"/>
-                <w:color w:val="DC2626"/>
-                <w:sz w:val="16"/>
-              </w:rPr>
-              <w:t>Haute</w:t>
-            </w:r>
-          </w:p>
-        </w:tc>
-        <w:tc>
-          <w:tcPr>
-            <w:tcW w:type="dxa" w:w="1247"/>
-          </w:tcPr>
-          <w:p>
-            <w:r>
-              <w:rPr>
-                <w:b/>
-                <w:i w:val="0"/>
-                <w:sz w:val="16"/>
-              </w:rPr>
-              <w:t>S16</w:t>
-              <w:br/>
-            </w:r>
-            <w:r>
-              <w:rPr>
-                <w:b w:val="0"/>
-                <w:i w:val="0"/>
-                <w:color w:val="64748B"/>
-                <w:sz w:val="14"/>
-              </w:rPr>
-              <w:t>Agriculture</w:t>
-            </w:r>
-          </w:p>
-        </w:tc>
-        <w:tc>
-          <w:tcPr>
-            <w:tcW w:type="dxa" w:w="1531"/>
-          </w:tcPr>
-          <w:p>
-            <w:r>
-              <w:rPr>
-                <w:b/>
-                <w:i w:val="0"/>
-                <w:color w:val="16A34A"/>
-                <w:sz w:val="16"/>
-              </w:rPr>
-              <w:t>s02q02__1, s02q15, s02q17, s03q16, s04q27, s04q43, s04q63, s05q11</w:t>
-            </w:r>
-          </w:p>
-        </w:tc>
-        <w:tc>
-          <w:tcPr>
-            <w:tcW w:type="dxa" w:w="1191"/>
-          </w:tcPr>
-          <w:p>
-            <w:r>
-              <w:rPr>
-                <w:b w:val="0"/>
-                <w:i w:val="0"/>
-                <w:color w:val="64748B"/>
-                <w:sz w:val="16"/>
-              </w:rPr>
-              <w:t>GT-CQ</w:t>
-            </w:r>
-          </w:p>
-        </w:tc>
-        <w:tc>
-          <w:tcPr>
-            <w:tcW w:type="dxa" w:w="4706"/>
-          </w:tcPr>
-          <w:p>
-            <w:r>
-              <w:rPr>
-                <w:b w:val="0"/>
-                <w:i w:val="0"/>
-                <w:sz w:val="17"/>
-              </w:rPr>
-              <w:t>Le ménage envisage de vendre 1 Sac (100 Kg) de Maïs à 250 FCFA qui semble incoherent, prière de corriger cette incoherenceLe prix de vente d'un kg de Maïs est de 31250 FCFA qui semble élevé, prière de verifier le montant tiré de la vente (62500 FCFA) de Maïs auprès de l'enquêté ou confirmer.</w:t>
-            </w:r>
-          </w:p>
-        </w:tc>
-      </w:tr>
-      <w:tr>
-        <w:tc>
-          <w:tcPr>
-            <w:tcW w:type="dxa" w:w="964"/>
-          </w:tcPr>
-          <w:p>
-            <w:r>
-              <w:rPr>
-                <w:b/>
-                <w:i w:val="0"/>
-                <w:color w:val="EA580C"/>
-                <w:sz w:val="16"/>
-              </w:rPr>
-              <w:t>Moyenne</w:t>
-            </w:r>
-          </w:p>
-        </w:tc>
-        <w:tc>
-          <w:tcPr>
-            <w:tcW w:type="dxa" w:w="1247"/>
-          </w:tcPr>
-          <w:p>
-            <w:r>
-              <w:rPr>
-                <w:b/>
-                <w:i w:val="0"/>
-                <w:sz w:val="16"/>
-              </w:rPr>
-              <w:t>S00</w:t>
-              <w:br/>
-            </w:r>
-            <w:r>
-              <w:rPr>
-                <w:b w:val="0"/>
-                <w:i w:val="0"/>
-                <w:color w:val="64748B"/>
-                <w:sz w:val="14"/>
-              </w:rPr>
-              <w:t>Identification</w:t>
-            </w:r>
-          </w:p>
-        </w:tc>
-        <w:tc>
-          <w:tcPr>
-            <w:tcW w:type="dxa" w:w="1531"/>
-          </w:tcPr>
-          <w:p>
-            <w:r>
-              <w:rPr>
-                <w:b/>
-                <w:i w:val="0"/>
-                <w:color w:val="16A34A"/>
-                <w:sz w:val="16"/>
-              </w:rPr>
-              <w:t>s00q27</w:t>
-            </w:r>
-          </w:p>
-        </w:tc>
-        <w:tc>
-          <w:tcPr>
-            <w:tcW w:type="dxa" w:w="1191"/>
-          </w:tcPr>
-          <w:p>
-            <w:r>
-              <w:rPr>
-                <w:b w:val="0"/>
-                <w:i w:val="0"/>
-                <w:color w:val="64748B"/>
-                <w:sz w:val="16"/>
-              </w:rPr>
-              <w:t>GT-CQ</w:t>
-            </w:r>
-          </w:p>
-        </w:tc>
-        <w:tc>
-          <w:tcPr>
-            <w:tcW w:type="dxa" w:w="4706"/>
-          </w:tcPr>
-          <w:p>
-            <w:r>
-              <w:rPr>
-                <w:b w:val="0"/>
-                <w:i w:val="0"/>
-                <w:sz w:val="17"/>
-              </w:rPr>
-              <w:t>Vous avez declaré que le questionnaire est complètement fini mais le questionnaire est en statut partiel, prière de mettre le questionnaire en statut complet s'il est fini.</w:t>
-            </w:r>
-          </w:p>
-        </w:tc>
-      </w:tr>
-      <w:tr>
-        <w:tc>
-          <w:tcPr>
-            <w:tcW w:type="dxa" w:w="964"/>
-          </w:tcPr>
-          <w:p>
-            <w:r>
-              <w:rPr>
-                <w:b/>
-                <w:i w:val="0"/>
-                <w:color w:val="EA580C"/>
-                <w:sz w:val="16"/>
-              </w:rPr>
-              <w:t>Moyenne</w:t>
-            </w:r>
-          </w:p>
-        </w:tc>
-        <w:tc>
-          <w:tcPr>
-            <w:tcW w:type="dxa" w:w="1247"/>
-          </w:tcPr>
-          <w:p>
-            <w:r>
-              <w:rPr>
-                <w:b/>
-                <w:i w:val="0"/>
-                <w:sz w:val="16"/>
-              </w:rPr>
-              <w:t>S00</w:t>
-              <w:br/>
-            </w:r>
-            <w:r>
-              <w:rPr>
-                <w:b w:val="0"/>
-                <w:i w:val="0"/>
-                <w:color w:val="64748B"/>
-                <w:sz w:val="14"/>
-              </w:rPr>
-              <w:t>Identification</w:t>
-            </w:r>
-          </w:p>
-        </w:tc>
-        <w:tc>
-          <w:tcPr>
-            <w:tcW w:type="dxa" w:w="1531"/>
-          </w:tcPr>
-          <w:p>
-            <w:r>
-              <w:rPr>
-                <w:b/>
-                <w:i w:val="0"/>
-                <w:color w:val="16A34A"/>
-                <w:sz w:val="16"/>
-              </w:rPr>
-              <w:t>—</w:t>
-            </w:r>
-          </w:p>
-        </w:tc>
-        <w:tc>
-          <w:tcPr>
-            <w:tcW w:type="dxa" w:w="1191"/>
-          </w:tcPr>
-          <w:p>
-            <w:r>
-              <w:rPr>
-                <w:b w:val="0"/>
-                <w:i w:val="0"/>
-                <w:color w:val="64748B"/>
-                <w:sz w:val="16"/>
-              </w:rPr>
-              <w:t>GT-CQ</w:t>
-            </w:r>
-          </w:p>
-        </w:tc>
-        <w:tc>
-          <w:tcPr>
-            <w:tcW w:type="dxa" w:w="4706"/>
-          </w:tcPr>
-          <w:p>
-            <w:r>
-              <w:rPr>
-                <w:b w:val="0"/>
-                <w:i w:val="0"/>
-                <w:sz w:val="17"/>
-              </w:rPr>
-              <w:t>Il est obligatoire de prendre les coordonnées Gps avant d'administrer le questionnaire.</w:t>
-            </w:r>
-          </w:p>
-        </w:tc>
-      </w:tr>
-      <w:tr>
-        <w:tc>
-          <w:tcPr>
-            <w:tcW w:type="dxa" w:w="964"/>
-          </w:tcPr>
-          <w:p>
-            <w:r>
-              <w:rPr>
-                <w:b/>
-                <w:i w:val="0"/>
-                <w:color w:val="EA580C"/>
-                <w:sz w:val="16"/>
-              </w:rPr>
-              <w:t>Moyenne</w:t>
-            </w:r>
-          </w:p>
-        </w:tc>
-        <w:tc>
-          <w:tcPr>
-            <w:tcW w:type="dxa" w:w="1247"/>
-          </w:tcPr>
-          <w:p>
-            <w:r>
-              <w:rPr>
-                <w:b/>
-                <w:i w:val="0"/>
-                <w:sz w:val="16"/>
-              </w:rPr>
-              <w:t>S00</w:t>
-              <w:br/>
-            </w:r>
-            <w:r>
-              <w:rPr>
-                <w:b w:val="0"/>
-                <w:i w:val="0"/>
-                <w:color w:val="64748B"/>
-                <w:sz w:val="14"/>
-              </w:rPr>
-              <w:t>Identification</w:t>
-            </w:r>
-          </w:p>
-        </w:tc>
-        <w:tc>
-          <w:tcPr>
-            <w:tcW w:type="dxa" w:w="1531"/>
-          </w:tcPr>
-          <w:p>
-            <w:r>
-              <w:rPr>
-                <w:b/>
-                <w:i w:val="0"/>
-                <w:color w:val="16A34A"/>
-                <w:sz w:val="16"/>
-              </w:rPr>
-              <w:t>—</w:t>
-            </w:r>
-          </w:p>
-        </w:tc>
-        <w:tc>
-          <w:tcPr>
-            <w:tcW w:type="dxa" w:w="1191"/>
-          </w:tcPr>
-          <w:p>
-            <w:r>
-              <w:rPr>
-                <w:b w:val="0"/>
-                <w:i w:val="0"/>
-                <w:color w:val="64748B"/>
-                <w:sz w:val="16"/>
-              </w:rPr>
-              <w:t>GT-CQ</w:t>
-            </w:r>
-          </w:p>
-        </w:tc>
-        <w:tc>
-          <w:tcPr>
-            <w:tcW w:type="dxa" w:w="4706"/>
-          </w:tcPr>
-          <w:p>
-            <w:r>
-              <w:rPr>
-                <w:b w:val="0"/>
-                <w:i w:val="0"/>
-                <w:sz w:val="17"/>
-              </w:rPr>
-              <w:t>Prière de prendre les coordonnées GPS.</w:t>
-            </w:r>
-          </w:p>
-        </w:tc>
-      </w:tr>
-      <w:tr>
-        <w:tc>
-          <w:tcPr>
-            <w:tcW w:type="dxa" w:w="964"/>
-          </w:tcPr>
-          <w:p>
-            <w:r>
-              <w:rPr>
-                <w:b/>
-                <w:i w:val="0"/>
-                <w:color w:val="EA580C"/>
-                <w:sz w:val="16"/>
-              </w:rPr>
-              <w:t>Moyenne</w:t>
-            </w:r>
-          </w:p>
-        </w:tc>
-        <w:tc>
-          <w:tcPr>
-            <w:tcW w:type="dxa" w:w="1247"/>
-          </w:tcPr>
-          <w:p>
-            <w:r>
-              <w:rPr>
-                <w:b/>
-                <w:i w:val="0"/>
-                <w:sz w:val="16"/>
-              </w:rPr>
-              <w:t>S00</w:t>
-              <w:br/>
-            </w:r>
-            <w:r>
-              <w:rPr>
-                <w:b w:val="0"/>
-                <w:i w:val="0"/>
-                <w:color w:val="64748B"/>
-                <w:sz w:val="14"/>
-              </w:rPr>
-              <w:t>Identification</w:t>
-            </w:r>
-          </w:p>
-        </w:tc>
-        <w:tc>
-          <w:tcPr>
-            <w:tcW w:type="dxa" w:w="1531"/>
-          </w:tcPr>
-          <w:p>
-            <w:r>
-              <w:rPr>
-                <w:b/>
-                <w:i w:val="0"/>
-                <w:color w:val="16A34A"/>
-                <w:sz w:val="16"/>
-              </w:rPr>
-              <w:t>—</w:t>
-            </w:r>
-          </w:p>
-        </w:tc>
-        <w:tc>
-          <w:tcPr>
-            <w:tcW w:type="dxa" w:w="1191"/>
-          </w:tcPr>
-          <w:p>
-            <w:r>
-              <w:rPr>
-                <w:b w:val="0"/>
-                <w:i w:val="0"/>
-                <w:color w:val="64748B"/>
-                <w:sz w:val="16"/>
-              </w:rPr>
-              <w:t>GT-CQ</w:t>
-            </w:r>
-          </w:p>
-        </w:tc>
-        <w:tc>
-          <w:tcPr>
-            <w:tcW w:type="dxa" w:w="4706"/>
-          </w:tcPr>
-          <w:p>
-            <w:r>
-              <w:rPr>
-                <w:b w:val="0"/>
-                <w:i w:val="0"/>
-                <w:sz w:val="17"/>
-              </w:rPr>
-              <w:t>L'adresse ou la localisation du ménage doit être bien renseignée, ne doit pas contenir des numéros de téléphone et elle semble courte pour être une adresse.</w:t>
-            </w:r>
-          </w:p>
-        </w:tc>
-      </w:tr>
-      <w:tr>
-        <w:tc>
-          <w:tcPr>
-            <w:tcW w:type="dxa" w:w="964"/>
-          </w:tcPr>
-          <w:p>
-            <w:r>
-              <w:rPr>
-                <w:b/>
-                <w:i w:val="0"/>
-                <w:color w:val="EA580C"/>
-                <w:sz w:val="16"/>
-              </w:rPr>
-              <w:t>Moyenne</w:t>
-            </w:r>
-          </w:p>
-        </w:tc>
-        <w:tc>
-          <w:tcPr>
-            <w:tcW w:type="dxa" w:w="1247"/>
-          </w:tcPr>
-          <w:p>
-            <w:r>
-              <w:rPr>
-                <w:b/>
-                <w:i w:val="0"/>
-                <w:sz w:val="16"/>
-              </w:rPr>
-              <w:t>S00</w:t>
-              <w:br/>
-            </w:r>
-            <w:r>
-              <w:rPr>
-                <w:b w:val="0"/>
-                <w:i w:val="0"/>
-                <w:color w:val="64748B"/>
-                <w:sz w:val="14"/>
-              </w:rPr>
-              <w:t>Identification</w:t>
-            </w:r>
-          </w:p>
-        </w:tc>
-        <w:tc>
-          <w:tcPr>
-            <w:tcW w:type="dxa" w:w="1531"/>
-          </w:tcPr>
-          <w:p>
-            <w:r>
-              <w:rPr>
-                <w:b/>
-                <w:i w:val="0"/>
-                <w:color w:val="16A34A"/>
-                <w:sz w:val="16"/>
-              </w:rPr>
-              <w:t>—</w:t>
-            </w:r>
-          </w:p>
-        </w:tc>
-        <w:tc>
-          <w:tcPr>
-            <w:tcW w:type="dxa" w:w="1191"/>
-          </w:tcPr>
-          <w:p>
-            <w:r>
-              <w:rPr>
-                <w:b w:val="0"/>
-                <w:i w:val="0"/>
-                <w:color w:val="64748B"/>
-                <w:sz w:val="16"/>
-              </w:rPr>
-              <w:t>GT-CQ</w:t>
-            </w:r>
-          </w:p>
-        </w:tc>
-        <w:tc>
-          <w:tcPr>
-            <w:tcW w:type="dxa" w:w="4706"/>
-          </w:tcPr>
-          <w:p>
-            <w:r>
-              <w:rPr>
-                <w:b w:val="0"/>
-                <w:i w:val="0"/>
-                <w:sz w:val="17"/>
-              </w:rPr>
-              <w:t>Prière de renseigner la bonne adresse.Attention! Il manque des informations non renseignées dans la section 0, prière de regarder toutes les autres informations dans l'identification du ménage (IDENTIFICATION ET RENSEIGNEMENTS DE CONTROLE) ou dans OBSERVATIONS pour pouvoir renseigné toutes les questions liées au ménage.</w:t>
-            </w:r>
-          </w:p>
-        </w:tc>
-      </w:tr>
-      <w:tr>
-        <w:tc>
-          <w:tcPr>
-            <w:tcW w:type="dxa" w:w="964"/>
-          </w:tcPr>
-          <w:p>
-            <w:r>
-              <w:rPr>
-                <w:b/>
-                <w:i w:val="0"/>
-                <w:color w:val="EA580C"/>
-                <w:sz w:val="16"/>
-              </w:rPr>
-              <w:t>Moyenne</w:t>
-            </w:r>
-          </w:p>
-        </w:tc>
-        <w:tc>
-          <w:tcPr>
-            <w:tcW w:type="dxa" w:w="1247"/>
-          </w:tcPr>
-          <w:p>
-            <w:r>
-              <w:rPr>
-                <w:b/>
-                <w:i w:val="0"/>
-                <w:sz w:val="16"/>
-              </w:rPr>
-              <w:t>S00</w:t>
-              <w:br/>
-            </w:r>
-            <w:r>
-              <w:rPr>
-                <w:b w:val="0"/>
-                <w:i w:val="0"/>
-                <w:color w:val="64748B"/>
-                <w:sz w:val="14"/>
-              </w:rPr>
-              <w:t>Identification</w:t>
-            </w:r>
-          </w:p>
-        </w:tc>
-        <w:tc>
-          <w:tcPr>
-            <w:tcW w:type="dxa" w:w="1531"/>
-          </w:tcPr>
-          <w:p>
-            <w:r>
-              <w:rPr>
-                <w:b/>
-                <w:i w:val="0"/>
-                <w:color w:val="16A34A"/>
-                <w:sz w:val="16"/>
-              </w:rPr>
-              <w:t>s00q12a, s00q12b</w:t>
-            </w:r>
-          </w:p>
-        </w:tc>
-        <w:tc>
-          <w:tcPr>
-            <w:tcW w:type="dxa" w:w="1191"/>
-          </w:tcPr>
-          <w:p>
-            <w:r>
-              <w:rPr>
-                <w:b w:val="0"/>
-                <w:i w:val="0"/>
-                <w:color w:val="64748B"/>
-                <w:sz w:val="16"/>
-              </w:rPr>
-              <w:t>GT-CQ</w:t>
-            </w:r>
-          </w:p>
-        </w:tc>
-        <w:tc>
-          <w:tcPr>
-            <w:tcW w:type="dxa" w:w="4706"/>
-          </w:tcPr>
-          <w:p>
-            <w:r>
-              <w:rPr>
-                <w:b w:val="0"/>
-                <w:i w:val="0"/>
-                <w:sz w:val="17"/>
-              </w:rPr>
-              <w:t>Attention! Veillez bien renseigner le deuxième numero du chef de ménage(0.12b).</w:t>
-            </w:r>
-          </w:p>
-        </w:tc>
-      </w:tr>
-      <w:tr>
-        <w:tc>
-          <w:tcPr>
-            <w:tcW w:type="dxa" w:w="964"/>
-          </w:tcPr>
-          <w:p>
-            <w:r>
-              <w:rPr>
-                <w:b/>
-                <w:i w:val="0"/>
-                <w:color w:val="EA580C"/>
-                <w:sz w:val="16"/>
-              </w:rPr>
-              <w:t>Moyenne</w:t>
-            </w:r>
-          </w:p>
-        </w:tc>
-        <w:tc>
-          <w:tcPr>
-            <w:tcW w:type="dxa" w:w="1247"/>
-          </w:tcPr>
-          <w:p>
-            <w:r>
-              <w:rPr>
-                <w:b/>
-                <w:i w:val="0"/>
-                <w:sz w:val="16"/>
-              </w:rPr>
-              <w:t>S01</w:t>
-              <w:br/>
-            </w:r>
-            <w:r>
-              <w:rPr>
-                <w:b w:val="0"/>
-                <w:i w:val="0"/>
-                <w:color w:val="64748B"/>
-                <w:sz w:val="14"/>
-              </w:rPr>
-              <w:t>Démographie</w:t>
-            </w:r>
-          </w:p>
-        </w:tc>
-        <w:tc>
-          <w:tcPr>
-            <w:tcW w:type="dxa" w:w="1531"/>
-          </w:tcPr>
-          <w:p>
-            <w:r>
-              <w:rPr>
-                <w:b/>
-                <w:i w:val="0"/>
-                <w:color w:val="16A34A"/>
-                <w:sz w:val="16"/>
-              </w:rPr>
-              <w:t>s00q27, s01q03a, s01q03b, s01q03c, s01q00b</w:t>
-            </w:r>
-          </w:p>
-        </w:tc>
-        <w:tc>
-          <w:tcPr>
-            <w:tcW w:type="dxa" w:w="1191"/>
-          </w:tcPr>
-          <w:p>
-            <w:r>
-              <w:rPr>
-                <w:b w:val="0"/>
-                <w:i w:val="0"/>
-                <w:color w:val="64748B"/>
-                <w:sz w:val="16"/>
-              </w:rPr>
-              <w:t>GT-CQ</w:t>
-            </w:r>
-          </w:p>
-        </w:tc>
-        <w:tc>
-          <w:tcPr>
-            <w:tcW w:type="dxa" w:w="4706"/>
-          </w:tcPr>
-          <w:p>
-            <w:r>
-              <w:rPr>
-                <w:b w:val="0"/>
-                <w:i w:val="0"/>
-                <w:sz w:val="17"/>
-              </w:rPr>
-              <w:t>Les informations sur l'acte de naissance (ni Jours, ni mois et ni années) de  arame Diagne  manquent, s'il vous plait pouvez-vous fournir d'effort pour avoir ces informations.</w:t>
-            </w:r>
-          </w:p>
-        </w:tc>
-      </w:tr>
-      <w:tr>
-        <w:tc>
-          <w:tcPr>
-            <w:tcW w:type="dxa" w:w="964"/>
-          </w:tcPr>
-          <w:p>
-            <w:r>
-              <w:rPr>
-                <w:b/>
-                <w:i w:val="0"/>
-                <w:color w:val="EA580C"/>
-                <w:sz w:val="16"/>
-              </w:rPr>
-              <w:t>Moyenne</w:t>
-            </w:r>
-          </w:p>
-        </w:tc>
-        <w:tc>
-          <w:tcPr>
-            <w:tcW w:type="dxa" w:w="1247"/>
-          </w:tcPr>
-          <w:p>
-            <w:r>
-              <w:rPr>
-                <w:b/>
-                <w:i w:val="0"/>
-                <w:sz w:val="16"/>
-              </w:rPr>
-              <w:t>S01</w:t>
-              <w:br/>
-            </w:r>
-            <w:r>
-              <w:rPr>
-                <w:b w:val="0"/>
-                <w:i w:val="0"/>
-                <w:color w:val="64748B"/>
-                <w:sz w:val="14"/>
-              </w:rPr>
-              <w:t>Démographie</w:t>
-            </w:r>
-          </w:p>
-        </w:tc>
-        <w:tc>
-          <w:tcPr>
-            <w:tcW w:type="dxa" w:w="1531"/>
-          </w:tcPr>
-          <w:p>
-            <w:r>
-              <w:rPr>
-                <w:b/>
-                <w:i w:val="0"/>
-                <w:color w:val="16A34A"/>
-                <w:sz w:val="16"/>
-              </w:rPr>
-              <w:t>s00q27, s01q03a, s01q03b, s01q03c, s01q00b</w:t>
-            </w:r>
-          </w:p>
-        </w:tc>
-        <w:tc>
-          <w:tcPr>
-            <w:tcW w:type="dxa" w:w="1191"/>
-          </w:tcPr>
-          <w:p>
-            <w:r>
-              <w:rPr>
-                <w:b w:val="0"/>
-                <w:i w:val="0"/>
-                <w:color w:val="64748B"/>
-                <w:sz w:val="16"/>
-              </w:rPr>
-              <w:t>GT-CQ</w:t>
-            </w:r>
-          </w:p>
-        </w:tc>
-        <w:tc>
-          <w:tcPr>
-            <w:tcW w:type="dxa" w:w="4706"/>
-          </w:tcPr>
-          <w:p>
-            <w:r>
-              <w:rPr>
-                <w:b w:val="0"/>
-                <w:i w:val="0"/>
-                <w:sz w:val="17"/>
-              </w:rPr>
-              <w:t>Les informations sur l'acte de naissance (ni Jours, ni mois et ni années) de  code Diagne  manquent, s'il vous plait pouvez-vous fournir d'effort pour avoir ces informations.</w:t>
-            </w:r>
-          </w:p>
-        </w:tc>
-      </w:tr>
-      <w:tr>
-        <w:tc>
-          <w:tcPr>
-            <w:tcW w:type="dxa" w:w="964"/>
-          </w:tcPr>
-          <w:p>
-            <w:r>
-              <w:rPr>
-                <w:b/>
-                <w:i w:val="0"/>
-                <w:color w:val="EA580C"/>
-                <w:sz w:val="16"/>
-              </w:rPr>
-              <w:t>Moyenne</w:t>
-            </w:r>
-          </w:p>
-        </w:tc>
-        <w:tc>
-          <w:tcPr>
-            <w:tcW w:type="dxa" w:w="1247"/>
-          </w:tcPr>
-          <w:p>
-            <w:r>
-              <w:rPr>
-                <w:b/>
-                <w:i w:val="0"/>
-                <w:sz w:val="16"/>
-              </w:rPr>
-              <w:t>S02</w:t>
-              <w:br/>
-            </w:r>
-            <w:r>
-              <w:rPr>
-                <w:b w:val="0"/>
-                <w:i w:val="0"/>
-                <w:color w:val="64748B"/>
-                <w:sz w:val="14"/>
-              </w:rPr>
-              <w:t>Éducation</w:t>
-            </w:r>
-          </w:p>
-        </w:tc>
-        <w:tc>
-          <w:tcPr>
-            <w:tcW w:type="dxa" w:w="1531"/>
-          </w:tcPr>
-          <w:p>
-            <w:r>
-              <w:rPr>
-                <w:b/>
-                <w:i w:val="0"/>
-                <w:color w:val="16A34A"/>
-                <w:sz w:val="16"/>
-              </w:rPr>
-              <w:t>—</w:t>
-            </w:r>
-          </w:p>
-        </w:tc>
-        <w:tc>
-          <w:tcPr>
-            <w:tcW w:type="dxa" w:w="1191"/>
-          </w:tcPr>
-          <w:p>
-            <w:r>
-              <w:rPr>
-                <w:b w:val="0"/>
-                <w:i w:val="0"/>
-                <w:color w:val="64748B"/>
-                <w:sz w:val="16"/>
-              </w:rPr>
-              <w:t>GT-CQ</w:t>
-            </w:r>
-          </w:p>
-        </w:tc>
-        <w:tc>
-          <w:tcPr>
-            <w:tcW w:type="dxa" w:w="4706"/>
-          </w:tcPr>
-          <w:p>
-            <w:r>
-              <w:rPr>
-                <w:b w:val="0"/>
-                <w:i w:val="0"/>
-                <w:sz w:val="17"/>
-              </w:rPr>
-              <w:t>veuillez, s'il vous plait, confirmer les frais de scolarité ( 10500 FCFA) payée de anta Diagne avec le QG ou apporter les corrections nécessaires.</w:t>
-            </w:r>
-          </w:p>
-        </w:tc>
-      </w:tr>
-      <w:tr>
-        <w:tc>
-          <w:tcPr>
-            <w:tcW w:type="dxa" w:w="964"/>
-          </w:tcPr>
-          <w:p>
-            <w:r>
-              <w:rPr>
-                <w:b/>
-                <w:i w:val="0"/>
-                <w:color w:val="EA580C"/>
-                <w:sz w:val="16"/>
-              </w:rPr>
-              <w:t>Moyenne</w:t>
-            </w:r>
-          </w:p>
-        </w:tc>
-        <w:tc>
-          <w:tcPr>
-            <w:tcW w:type="dxa" w:w="1247"/>
-          </w:tcPr>
-          <w:p>
-            <w:r>
-              <w:rPr>
-                <w:b/>
-                <w:i w:val="0"/>
-                <w:sz w:val="16"/>
-              </w:rPr>
-              <w:t>S02</w:t>
-              <w:br/>
-            </w:r>
-            <w:r>
-              <w:rPr>
-                <w:b w:val="0"/>
-                <w:i w:val="0"/>
-                <w:color w:val="64748B"/>
-                <w:sz w:val="14"/>
-              </w:rPr>
-              <w:t>Éducation</w:t>
-            </w:r>
-          </w:p>
-        </w:tc>
-        <w:tc>
-          <w:tcPr>
-            <w:tcW w:type="dxa" w:w="1531"/>
-          </w:tcPr>
-          <w:p>
-            <w:r>
-              <w:rPr>
-                <w:b/>
-                <w:i w:val="0"/>
-                <w:color w:val="16A34A"/>
-                <w:sz w:val="16"/>
-              </w:rPr>
-              <w:t>—</w:t>
-            </w:r>
-          </w:p>
-        </w:tc>
-        <w:tc>
-          <w:tcPr>
-            <w:tcW w:type="dxa" w:w="1191"/>
-          </w:tcPr>
-          <w:p>
-            <w:r>
-              <w:rPr>
-                <w:b w:val="0"/>
-                <w:i w:val="0"/>
-                <w:color w:val="64748B"/>
-                <w:sz w:val="16"/>
-              </w:rPr>
-              <w:t>GT-CQ</w:t>
-            </w:r>
-          </w:p>
-        </w:tc>
-        <w:tc>
-          <w:tcPr>
-            <w:tcW w:type="dxa" w:w="4706"/>
-          </w:tcPr>
-          <w:p>
-            <w:r>
-              <w:rPr>
-                <w:b w:val="0"/>
-                <w:i w:val="0"/>
-                <w:sz w:val="17"/>
-              </w:rPr>
-              <w:t>Attention!!! le montant payé pour les frais de scolarité ( 9000 FCFA) de code Diagne  qui fréquente 6ème année de Primaire semble faible.</w:t>
-            </w:r>
-          </w:p>
-        </w:tc>
-      </w:tr>
-      <w:tr>
-        <w:tc>
-          <w:tcPr>
-            <w:tcW w:type="dxa" w:w="964"/>
-          </w:tcPr>
-          <w:p>
-            <w:r>
-              <w:rPr>
-                <w:b/>
-                <w:i w:val="0"/>
-                <w:color w:val="EA580C"/>
-                <w:sz w:val="16"/>
-              </w:rPr>
-              <w:t>Moyenne</w:t>
-            </w:r>
-          </w:p>
-        </w:tc>
-        <w:tc>
-          <w:tcPr>
-            <w:tcW w:type="dxa" w:w="1247"/>
-          </w:tcPr>
-          <w:p>
-            <w:r>
-              <w:rPr>
-                <w:b/>
-                <w:i w:val="0"/>
-                <w:sz w:val="16"/>
-              </w:rPr>
-              <w:t>S02</w:t>
-              <w:br/>
-            </w:r>
-            <w:r>
-              <w:rPr>
-                <w:b w:val="0"/>
-                <w:i w:val="0"/>
-                <w:color w:val="64748B"/>
-                <w:sz w:val="14"/>
-              </w:rPr>
-              <w:t>Éducation</w:t>
-            </w:r>
-          </w:p>
-        </w:tc>
-        <w:tc>
-          <w:tcPr>
-            <w:tcW w:type="dxa" w:w="1531"/>
-          </w:tcPr>
-          <w:p>
-            <w:r>
-              <w:rPr>
-                <w:b/>
-                <w:i w:val="0"/>
-                <w:color w:val="16A34A"/>
-                <w:sz w:val="16"/>
-              </w:rPr>
-              <w:t>—</w:t>
-            </w:r>
-          </w:p>
-        </w:tc>
-        <w:tc>
-          <w:tcPr>
-            <w:tcW w:type="dxa" w:w="1191"/>
-          </w:tcPr>
-          <w:p>
-            <w:r>
-              <w:rPr>
-                <w:b w:val="0"/>
-                <w:i w:val="0"/>
-                <w:color w:val="64748B"/>
-                <w:sz w:val="16"/>
-              </w:rPr>
-              <w:t>GT-CQ</w:t>
-            </w:r>
-          </w:p>
-        </w:tc>
-        <w:tc>
-          <w:tcPr>
-            <w:tcW w:type="dxa" w:w="4706"/>
-          </w:tcPr>
-          <w:p>
-            <w:r>
-              <w:rPr>
-                <w:b w:val="0"/>
-                <w:i w:val="0"/>
-                <w:sz w:val="17"/>
-              </w:rPr>
               <w:t>Veuillez verifier cette information auprès de l'enquêté ou confirmer avec le QG.</w:t>
-            </w:r>
-          </w:p>
-        </w:tc>
-      </w:tr>
-      <w:tr>
-        <w:tc>
-          <w:tcPr>
-            <w:tcW w:type="dxa" w:w="964"/>
-          </w:tcPr>
-          <w:p>
-            <w:r>
-              <w:rPr>
-                <w:b/>
-                <w:i w:val="0"/>
-                <w:color w:val="EA580C"/>
-                <w:sz w:val="16"/>
-              </w:rPr>
-              <w:t>Moyenne</w:t>
-            </w:r>
-          </w:p>
-        </w:tc>
-        <w:tc>
-          <w:tcPr>
-            <w:tcW w:type="dxa" w:w="1247"/>
-          </w:tcPr>
-          <w:p>
-            <w:r>
-              <w:rPr>
-                <w:b/>
-                <w:i w:val="0"/>
-                <w:sz w:val="16"/>
-              </w:rPr>
-              <w:t>S02</w:t>
-              <w:br/>
-            </w:r>
-            <w:r>
-              <w:rPr>
-                <w:b w:val="0"/>
-                <w:i w:val="0"/>
-                <w:color w:val="64748B"/>
-                <w:sz w:val="14"/>
-              </w:rPr>
-              <w:t>Éducation</w:t>
-            </w:r>
-          </w:p>
-        </w:tc>
-        <w:tc>
-          <w:tcPr>
-            <w:tcW w:type="dxa" w:w="1531"/>
-          </w:tcPr>
-          <w:p>
-            <w:r>
-              <w:rPr>
-                <w:b/>
-                <w:i w:val="0"/>
-                <w:color w:val="16A34A"/>
-                <w:sz w:val="16"/>
-              </w:rPr>
-              <w:t>—</w:t>
-            </w:r>
-          </w:p>
-        </w:tc>
-        <w:tc>
-          <w:tcPr>
-            <w:tcW w:type="dxa" w:w="1191"/>
-          </w:tcPr>
-          <w:p>
-            <w:r>
-              <w:rPr>
-                <w:b w:val="0"/>
-                <w:i w:val="0"/>
-                <w:color w:val="64748B"/>
-                <w:sz w:val="16"/>
-              </w:rPr>
-              <w:t>GT-CQ</w:t>
-            </w:r>
-          </w:p>
-        </w:tc>
-        <w:tc>
-          <w:tcPr>
-            <w:tcW w:type="dxa" w:w="4706"/>
-          </w:tcPr>
-          <w:p>
-            <w:r>
-              <w:rPr>
-                <w:b w:val="0"/>
-                <w:i w:val="0"/>
-                <w:sz w:val="17"/>
-              </w:rPr>
-              <w:t>veuillez, s'il vous plait, confirmer la cotisation ( 5000 FCFA) payée de code Diagne avec le QG ou apporter les corrections nécessaires.</w:t>
             </w:r>
           </w:p>
         </w:tc>
